--- a/docs/Poster_Print_Request_System_Roadmap_v4_Inventory_DirectPrinting.docx
+++ b/docs/Poster_Print_Request_System_Roadmap_v4_Inventory_DirectPrinting.docx
@@ -1820,36 +1820,17 @@
         <w:pStyle w:val="Heading2"/>
       </w:pPr>
       <w:r>
-        <w:t>9.1 Sin evento</w:t>
-      </w:r>
-    </w:p>
-    <w:p>
-      <w:pPr>
-        <w:ind w:left="360"/>
-      </w:pPr>
-      <w:r>
-        <w:rPr>
-          <w:rFonts w:ascii="Consolas" w:hAnsi="Consolas"/>
-          <w:sz w:val="17"/>
-        </w:rPr>
-        <w:t>POSTERS/</w:t>
-        <w:br/>
-        <w:t>└── WITHOUT-EVENT/</w:t>
-        <w:br/>
-        <w:t xml:space="preserve">    ├── 01/</w:t>
-        <w:br/>
-        <w:t xml:space="preserve">    ├── 02/</w:t>
-        <w:br/>
-        <w:t xml:space="preserve">    ├── ...</w:t>
-        <w:br/>
-        <w:t xml:space="preserve">    └── 12/</w:t>
-        <w:br/>
-        <w:t xml:space="preserve">        └── [tickets / archivos correspondientes]</w:t>
-      </w:r>
-    </w:p>
-    <w:p>
-      <w:r>
-        <w:t>No se crea el archivo [Nombre del solicitante].txt para solicitudes sin evento.</w:t>
+        <w:t>9.1 Autoridad de carpetas</w:t>
+      </w:r>
+    </w:p>
+    <w:p>
+      <w:r>
+        <w:t xml:space="preserve">La estructura de carpetas, la migración desde la disposición aceptada y el movimiento físico al marcar Printed se definen únicamente en docs/Shared_Storage_Contract_v1.docx (Shared Storage Contract, versión 1.0, 8 de octubre de 2026). Este roadmap es la única autoridad del orden y del estado de las capacidades. No es la autoridad de la estructura de carpetas.</w:t>
+      </w:r>
+    </w:p>
+    <w:p>
+      <w:r>
+        <w:t>Quedan sustituidos, y no son autoridad, el directorio padre POSTERS, el WITHOUT-EVENT organizado por meses 01 a 12, la carpeta de evento con subcarpetas nombradas solo con el Poster ID, y el artefacto vacío [Nombre del solicitante].txt.</w:t>
       </w:r>
     </w:p>
     <w:p>
@@ -1857,42 +1838,17 @@
         <w:pStyle w:val="Heading2"/>
       </w:pPr>
       <w:r>
-        <w:t>9.2 Con evento</w:t>
-      </w:r>
-    </w:p>
-    <w:p>
-      <w:pPr>
-        <w:ind w:left="360"/>
-      </w:pPr>
-      <w:r>
-        <w:rPr>
-          <w:rFonts w:ascii="Consolas" w:hAnsi="Consolas"/>
-          <w:sz w:val="17"/>
-        </w:rPr>
-        <w:t>POSTERS/</w:t>
-        <w:br/>
-        <w:t>└── CRD/</w:t>
-        <w:br/>
-        <w:t xml:space="preserve">    ├── POSTER-2026-000123/</w:t>
-        <w:br/>
-        <w:t xml:space="preserve">    │   ├── John Smith.txt</w:t>
-        <w:br/>
-        <w:t xml:space="preserve">    │   ├── Poster.pdf</w:t>
-        <w:br/>
-        <w:t xml:space="preserve">    │   └── Approval-Sheet.pdf</w:t>
-        <w:br/>
-        <w:t xml:space="preserve">    └── POSTER-2026-000124/</w:t>
-        <w:br/>
-        <w:t xml:space="preserve">        ├── Jane Doe.txt</w:t>
-        <w:br/>
-        <w:t xml:space="preserve">        ├── Poster.pptx</w:t>
-        <w:br/>
-        <w:t xml:space="preserve">        └── Approval-Sheet.pdf</w:t>
-      </w:r>
-    </w:p>
-    <w:p>
-      <w:r>
-        <w:t>Cada evento tiene su propio folder y cada solicitud dentro del evento tiene un folder nombrado con su Poster ID. El [Nombre del solicitante].txt es un artefacto de almacenamiento: se genera automáticamente, está vacío, no es parte de la solicitud y no requiere entidad en SQL Server. El Approval Sheet solo existe cuando el evento lo requiere.</w:t>
+        <w:t>9.2 Carpetas de impresión autorizadas</w:t>
+      </w:r>
+    </w:p>
+    <w:p>
+      <w:r>
+        <w:t xml:space="preserve">Para cada evento, las carpetas son &lt;Event Name&gt; TO BE PRINTED y &lt;Event Name&gt; PRINTED. &lt;Event Name&gt; es el nombre de carpeta de evento ya aceptado: el nombre del evento saneado, un espacio y el año de Date In. Para solicitudes sin evento, las carpetas son WITHOUT-EVENT TO BE PRINTED y WITHOUT-EVENT PRINTED, y el año permanece dentro de cada una. Azul representa TO BE PRINTED. Verde representa PRINTED.</w:t>
+      </w:r>
+    </w:p>
+    <w:p>
+      <w:r>
+        <w:t>Los pósters no impresos pertenecen a la carpeta TO BE PRINTED correspondiente. Los pósters con Printed = true, incluido POSTER-2026-000001, migran directamente a la carpeta PRINTED correspondiente. El Shared Storage Contract define el movimiento del directorio completo del Poster ID, la actualización de cada StoragePath afectado y la conducta cuando el movimiento falla. Esta enmienda no agrega, quita ni reordena FASE 1, FASE 2, FASE 3, FASE 4, FASE 5, FASE 6, FASE 7, FASE 8, FASE 9, FASE 10 y FASE 11.</w:t>
       </w:r>
     </w:p>
     <w:p>
@@ -1979,7 +1935,7 @@
     </w:p>
     <w:p>
       <w:r>
-        <w:t>La aplicación es responsable de la solicitud hasta que el solicitante crea manualmente el ticket TDX. No existe sincronización. Printed, Laminated y Notified representan acciones completadas por el técnico. LaminationRequested representa la petición original y no debe confundirse con Laminated.</w:t>
+        <w:t>La aplicación es responsable de la solicitud hasta que el solicitante crea manualmente el ticket TDX. No existe sincronización. Printed, Laminated y Notified representan acciones completadas por el técnico. LaminationRequested representa la petición original y no debe confundirse con Laminated. La transición Printed incluye el movimiento físico definido por el Shared Storage Contract. Si ese movimiento falla, la transición no queda completada y no se informa como exitosa. Printed sigue siendo el único estado de impresión.</w:t>
       </w:r>
     </w:p>
     <w:p>
@@ -2141,7 +2097,7 @@
     </w:p>
     <w:p>
       <w:r>
-        <w:t>Alcance: Crear la estructura WITHOUT-EVENT por mes y EVENT/Poster ID. Almacenar poster, Approval Sheet cuando corresponda y generar el .txt vacío para eventos. Mostrar confirmación, Poster ID e instrucciones para crear manualmente el ticket TDX.</w:t>
+        <w:t>Alcance: Almacenar el póster y el Approval Sheet cuando corresponda, en la estructura definida por el Shared Storage Contract. Quedan sustituidas la estructura WITHOUT-EVENT por mes, las carpetas EVENT/Poster ID y la generación del .txt vacío. Mostrar confirmación, Poster ID e instrucciones para crear manualmente el ticket TDX.</w:t>
       </w:r>
     </w:p>
     <w:p>
@@ -2305,6 +2261,11 @@
       </w:r>
     </w:p>
     <w:p>
+      <w:r>
+        <w:t xml:space="preserve">Nota de enmienda del 8 de octubre de 2026: El orden de implementación permanece FASE 1, FASE 2, FASE 3, FASE 4, FASE 5, FASE 6, FASE 7, FASE 8, FASE 9, FASE 10, FASE 11. Esta enmienda no cambia ese orden. El estado de FASE 10 y FASE 11 permanece el de la nota de versión 4.0. Las FASE 1 a FASE 9 conservan el texto de la versión 4.0, que no les asigna una etiqueta de estado distinta. La organización de carpetas de impresión queda autorizada como enmienda de almacenamiento, no como fase nueva. Su estado es: autorizada por el Shared Storage Contract; esta enmienda no modifica el código de la aplicación. La nota de versión 4.0 autoriza capacidades nuevas solo como fases posteriores que requieren un contrato estructural, y nombra FASE 10 y FASE 11 como esas próximas capacidades. Por eso esta enmienda no inserta una fase. El archivo Poster_Print_Request_System_Roadmap_Final_v4_Bilingual old.docx contiene la versión 3.0 del 6 de octubre de 2026 y no es autoridad de orden, estado ni almacenamiento.</w:t>
+      </w:r>
+    </w:p>
+    <w:p>
       <w:pPr>
         <w:pStyle w:val="Heading1"/>
       </w:pPr>
@@ -2429,7 +2390,7 @@
         <w:pStyle w:val="ListBullet"/>
       </w:pPr>
       <w:r>
-        <w:t>Archivo queda ligado inequívocamente a la solicitud.</w:t>
+        <w:t>Archivo queda ligado inequívocamente a la solicitud. El póster no impreso queda en la carpeta TO BE PRINTED correspondiente. Al completar Printed, el directorio del Poster ID queda solamente en la carpeta PRINTED correspondiente y cada StoragePath persistido coincide con esa ubicación.</w:t>
       </w:r>
     </w:p>
     <w:p>
@@ -4376,36 +4337,17 @@
         <w:pStyle w:val="Heading2"/>
       </w:pPr>
       <w:r>
-        <w:t>9.1 No event</w:t>
-      </w:r>
-    </w:p>
-    <w:p>
-      <w:pPr>
-        <w:ind w:left="360"/>
-      </w:pPr>
-      <w:r>
-        <w:rPr>
-          <w:rFonts w:ascii="Consolas" w:hAnsi="Consolas"/>
-          <w:sz w:val="17"/>
-        </w:rPr>
-        <w:t>POSTERS/</w:t>
-        <w:br/>
-        <w:t>└── WITHOUT-EVENT/</w:t>
-        <w:br/>
-        <w:t xml:space="preserve">    ├── 01/</w:t>
-        <w:br/>
-        <w:t xml:space="preserve">    ├── 02/</w:t>
-        <w:br/>
-        <w:t xml:space="preserve">    ├── ...</w:t>
-        <w:br/>
-        <w:t xml:space="preserve">    └── 12/</w:t>
-        <w:br/>
-        <w:t xml:space="preserve">        └── [corresponding tickets / files]</w:t>
-      </w:r>
-    </w:p>
-    <w:p>
-      <w:r>
-        <w:t>The [Requester Name].txt artifact is not created for no-event requests.</w:t>
+        <w:t>9.1 Folder authority</w:t>
+      </w:r>
+    </w:p>
+    <w:p>
+      <w:r>
+        <w:t xml:space="preserve">Folder structure, migration from the accepted layout, and the physical move when a poster is marked Printed are defined only in docs/Shared_Storage_Contract_v1.docx (Shared Storage Contract, Version 1.0, 8 October 2026). This roadmap is the sole authority for capability order and status. It is not the authority for folder structure.</w:t>
+      </w:r>
+    </w:p>
+    <w:p>
+      <w:r>
+        <w:t>The following are superseded and are not authority: a POSTERS parent directory, WITHOUT-EVENT organized by months 01 through 12, an event folder whose children are Poster ID folders, and the empty [Requester Name].txt artifact.</w:t>
       </w:r>
     </w:p>
     <w:p>
@@ -4413,42 +4355,17 @@
         <w:pStyle w:val="Heading2"/>
       </w:pPr>
       <w:r>
-        <w:t>9.2 Event</w:t>
-      </w:r>
-    </w:p>
-    <w:p>
-      <w:pPr>
-        <w:ind w:left="360"/>
-      </w:pPr>
-      <w:r>
-        <w:rPr>
-          <w:rFonts w:ascii="Consolas" w:hAnsi="Consolas"/>
-          <w:sz w:val="17"/>
-        </w:rPr>
-        <w:t>POSTERS/</w:t>
-        <w:br/>
-        <w:t>└── CRD/</w:t>
-        <w:br/>
-        <w:t xml:space="preserve">    ├── POSTER-2026-000123/</w:t>
-        <w:br/>
-        <w:t xml:space="preserve">    │   ├── John Smith.txt</w:t>
-        <w:br/>
-        <w:t xml:space="preserve">    │   ├── Poster.pdf</w:t>
-        <w:br/>
-        <w:t xml:space="preserve">    │   └── Approval-Sheet.pdf</w:t>
-        <w:br/>
-        <w:t xml:space="preserve">    └── POSTER-2026-000124/</w:t>
-        <w:br/>
-        <w:t xml:space="preserve">        ├── Jane Doe.txt</w:t>
-        <w:br/>
-        <w:t xml:space="preserve">        ├── Poster.pptx</w:t>
-        <w:br/>
-        <w:t xml:space="preserve">        └── Approval-Sheet.pdf</w:t>
-      </w:r>
-    </w:p>
-    <w:p>
-      <w:r>
-        <w:t>Each event has its own folder; each request inside it has a Poster ID folder. The [Requester Name].txt file is an empty storage artifact, not part of the request and not a SQL Server entity. Approval Sheet exists only when required.</w:t>
+        <w:t>9.2 Authorized print folders</w:t>
+      </w:r>
+    </w:p>
+    <w:p>
+      <w:r>
+        <w:t xml:space="preserve">For every event, the folders are &lt;Event Name&gt; TO BE PRINTED and &lt;Event Name&gt; PRINTED. &lt;Event Name&gt; is the accepted event-folder name: the sanitized event name, one space, and the Date In year. For requests without an event, the folders are WITHOUT-EVENT TO BE PRINTED and WITHOUT-EVENT PRINTED, and the year remains inside each one. Blue represents TO BE PRINTED. Green represents PRINTED.</w:t>
+      </w:r>
+    </w:p>
+    <w:p>
+      <w:r>
+        <w:t>Unprinted posters belong in the corresponding TO BE PRINTED folder. Posters with Printed = true, including POSTER-2026-000001, migrate directly into the corresponding PRINTED folder. The Shared Storage Contract defines the move of the complete Poster ID directory, the update of every affected StoragePath, and the behavior when the move fails. This amendment does not add, remove, or reorder PHASE 1, PHASE 2, PHASE 3, PHASE 4, PHASE 5, PHASE 6, PHASE 7, PHASE 8, PHASE 9, PHASE 10, and PHASE 11.</w:t>
       </w:r>
     </w:p>
     <w:p>
@@ -4535,7 +4452,7 @@
     </w:p>
     <w:p>
       <w:r>
-        <w:t>The application owns the request until the requester manually creates the TDX ticket. There is no synchronization. Printed, Laminated and Notified represent completed technician actions. LaminationRequested represents the requester choice and must not be confused with Laminated.</w:t>
+        <w:t>The application owns the request until the requester manually creates the TDX ticket. There is no synchronization. Printed, Laminated and Notified represent completed technician actions. LaminationRequested represents the requester choice and must not be confused with Laminated. The Printed transition includes the physical move defined by the Shared Storage Contract. If that move fails, the transition is not complete and is not reported as successful. Printed remains the only print state.</w:t>
       </w:r>
     </w:p>
     <w:p>
@@ -4697,7 +4614,7 @@
     </w:p>
     <w:p>
       <w:r>
-        <w:t>Scope: Create WITHOUT-EVENT monthly storage and EVENT/Poster ID storage. Store the poster, Approval Sheet when applicable, and generate the empty .txt artifact for events. Show confirmation, Poster ID and instructions to manually create the TDX ticket.</w:t>
+        <w:t>Scope: Store the poster and the Approval Sheet when applicable, using the structure defined by the Shared Storage Contract. WITHOUT-EVENT monthly storage, EVENT/Poster ID folders, and generation of the empty .txt artifact are superseded. Show confirmation, Poster ID, and instructions to create the TDX ticket manually.</w:t>
       </w:r>
     </w:p>
     <w:p>
@@ -4861,6 +4778,11 @@
       </w:r>
     </w:p>
     <w:p>
+      <w:r>
+        <w:t xml:space="preserve">Amendment note, 8 October 2026: Implementation order remains PHASE 1, PHASE 2, PHASE 3, PHASE 4, PHASE 5, PHASE 6, PHASE 7, PHASE 8, PHASE 9, PHASE 10, PHASE 11. This amendment does not change that order. The status of PHASE 10 and PHASE 11 remains the status in the version 4.0 note. PHASE 1 through PHASE 9 keep the version 4.0 text, which does not assign them a separate status label. Print-folder organization is authorized as a storage amendment, not as a new phase. Its status is: authorized by the Shared Storage Contract; this amendment does not change application code. The version 4.0 note authorizes new capabilities only as later phases that require a structural contract, and it names PHASE 10 and PHASE 11 as those next capabilities. This amendment therefore does not insert a phase. The file Poster_Print_Request_System_Roadmap_Final_v4_Bilingual old.docx contains Version 3.0 of 6 October 2026 and is not authority for order, status, or storage.</w:t>
+      </w:r>
+    </w:p>
+    <w:p>
       <w:pPr>
         <w:pStyle w:val="Heading1"/>
       </w:pPr>
@@ -4985,7 +4907,7 @@
         <w:pStyle w:val="ListBullet"/>
       </w:pPr>
       <w:r>
-        <w:t>Accepted file is unambiguously linked to the request.</w:t>
+        <w:t>Accepted file is unambiguously linked to the request. An unprinted poster is stored in the corresponding TO BE PRINTED folder. When Printed is completed, the Poster ID directory exists only in the corresponding PRINTED folder and every persisted StoragePath matches that location.</w:t>
       </w:r>
     </w:p>
     <w:p>
